--- a/fuentes/33130245_CF2_DU.docx
+++ b/fuentes/33130245_CF2_DU.docx
@@ -1,6 +1,6 @@
 
 <file path=word/document.xml><?xml version="1.0" encoding="utf-8"?>
-<w:document xmlns:wpc="http://schemas.microsoft.com/office/word/2010/wordprocessingCanvas" xmlns:cx="http://schemas.microsoft.com/office/drawing/2014/chartex" xmlns:cx1="http://schemas.microsoft.com/office/drawing/2015/9/8/chartex" xmlns:cx2="http://schemas.microsoft.com/office/drawing/2015/10/21/chartex" xmlns:cx3="http://schemas.microsoft.com/office/drawing/2016/5/9/chartex" xmlns:cx4="http://schemas.microsoft.com/office/drawing/2016/5/10/chartex" xmlns:cx5="http://schemas.microsoft.com/office/drawing/2016/5/11/chartex" xmlns:cx6="http://schemas.microsoft.com/office/drawing/2016/5/12/chartex" xmlns:cx7="http://schemas.microsoft.com/office/drawing/2016/5/13/chartex" xmlns:cx8="http://schemas.microsoft.com/office/drawing/2016/5/14/chartex" xmlns:mc="http://schemas.openxmlformats.org/markup-compatibility/2006" xmlns:aink="http://schemas.microsoft.com/office/drawing/2016/ink" xmlns:am3d="http://schemas.microsoft.com/office/drawing/2017/model3d" xmlns:o="urn:schemas-microsoft-com:office:office" xmlns:r="http://schemas.openxmlformats.org/officeDocument/2006/relationships" xmlns:m="http://schemas.openxmlformats.org/officeDocument/2006/math" xmlns:v="urn:schemas-microsoft-com:vml" xmlns:wp14="http://schemas.microsoft.com/office/word/2010/wordprocessingDrawing" xmlns:wp="http://schemas.openxmlformats.org/drawingml/2006/wordprocessingDrawing" xmlns:w10="urn:schemas-microsoft-com:office:word" xmlns:w="http://schemas.openxmlformats.org/wordprocessingml/2006/main" xmlns:w14="http://schemas.microsoft.com/office/word/2010/wordml" xmlns:w15="http://schemas.microsoft.com/office/word/2012/wordml" xmlns:w16cex="http://schemas.microsoft.com/office/word/2018/wordml/cex" xmlns:w16cid="http://schemas.microsoft.com/office/word/2016/wordml/cid" xmlns:w16="http://schemas.microsoft.com/office/word/2018/wordml" xmlns:w16se="http://schemas.microsoft.com/office/word/2015/wordml/symex" xmlns:wpg="http://schemas.microsoft.com/office/word/2010/wordprocessingGroup" xmlns:wpi="http://schemas.microsoft.com/office/word/2010/wordprocessingInk" xmlns:wne="http://schemas.microsoft.com/office/word/2006/wordml" xmlns:wps="http://schemas.microsoft.com/office/word/2010/wordprocessingShape" mc:Ignorable="w14 w15 w16se w16cid w16 w16cex wp14">
+<w:document xmlns:wpc="http://schemas.microsoft.com/office/word/2010/wordprocessingCanvas" xmlns:cx="http://schemas.microsoft.com/office/drawing/2014/chartex" xmlns:cx1="http://schemas.microsoft.com/office/drawing/2015/9/8/chartex" xmlns:cx2="http://schemas.microsoft.com/office/drawing/2015/10/21/chartex" xmlns:cx3="http://schemas.microsoft.com/office/drawing/2016/5/9/chartex" xmlns:cx4="http://schemas.microsoft.com/office/drawing/2016/5/10/chartex" xmlns:cx5="http://schemas.microsoft.com/office/drawing/2016/5/11/chartex" xmlns:cx6="http://schemas.microsoft.com/office/drawing/2016/5/12/chartex" xmlns:cx7="http://schemas.microsoft.com/office/drawing/2016/5/13/chartex" xmlns:cx8="http://schemas.microsoft.com/office/drawing/2016/5/14/chartex" xmlns:mc="http://schemas.openxmlformats.org/markup-compatibility/2006" xmlns:m="http://schemas.openxmlformats.org/officeDocument/2006/math" xmlns:aink="http://schemas.microsoft.com/office/drawing/2016/ink" xmlns:am3d="http://schemas.microsoft.com/office/drawing/2017/model3d" xmlns:oel="http://schemas.microsoft.com/office/2019/extlst" xmlns:r="http://schemas.openxmlformats.org/officeDocument/2006/relationships" xmlns:wp14="http://schemas.microsoft.com/office/word/2010/wordprocessingDrawing" xmlns:wp="http://schemas.openxmlformats.org/drawingml/2006/wordprocessingDrawing" xmlns:wpg="http://schemas.microsoft.com/office/word/2010/wordprocessingGroup" xmlns:wpi="http://schemas.microsoft.com/office/word/2010/wordprocessingInk" xmlns:wps="http://schemas.microsoft.com/office/word/2010/wordprocessingShape" xmlns:o="urn:schemas-microsoft-com:office:office" xmlns:v="urn:schemas-microsoft-com:vml" xmlns:w10="urn:schemas-microsoft-com:office:word" xmlns:w="http://schemas.openxmlformats.org/wordprocessingml/2006/main" xmlns:w14="http://schemas.microsoft.com/office/word/2010/wordml" xmlns:w15="http://schemas.microsoft.com/office/word/2012/wordml" xmlns:w16cex="http://schemas.microsoft.com/office/word/2018/wordml/cex" xmlns:w16cid="http://schemas.microsoft.com/office/word/2016/wordml/cid" xmlns:w16="http://schemas.microsoft.com/office/word/2018/wordml" xmlns:w16sdtdh="http://schemas.microsoft.com/office/word/2020/wordml/sdtdatahash" xmlns:w16sdtfl="http://schemas.microsoft.com/office/word/2024/wordml/sdtformatlock" xmlns:w16se="http://schemas.microsoft.com/office/word/2015/wordml/symex" xmlns:w16du="http://schemas.microsoft.com/office/word/2023/wordml/word16du" xmlns:wne="http://schemas.microsoft.com/office/word/2006/wordml" mc:Ignorable="w14 w15 w16se w16cid w16 w16cex w16sdtdh w16sdtfl w16du wp14">
   <w:body>
     <w:p>
       <w:r>
@@ -213,7 +213,7 @@
               </wp:anchor>
             </w:drawing>
           </mc:Choice>
-          <mc:Fallback xmlns:w16sdtdh="http://schemas.microsoft.com/office/word/2020/wordml/sdtdatahash">
+          <mc:Fallback>
             <w:pict>
               <v:rect w14:anchorId="5C6229C9" id="Rectángulo 4" o:spid="_x0000_s1026" style="position:absolute;margin-left:-55.7pt;margin-top:29pt;width:613.85pt;height:204pt;z-index:-251659776;visibility:visible;mso-wrap-style:square;mso-width-percent:0;mso-height-percent:0;mso-wrap-distance-left:9pt;mso-wrap-distance-top:0;mso-wrap-distance-right:9pt;mso-wrap-distance-bottom:0;mso-position-horizontal:absolute;mso-position-horizontal-relative:text;mso-position-vertical:absolute;mso-position-vertical-relative:text;mso-width-percent:0;mso-height-percent:0;mso-width-relative:page;mso-height-relative:margin;v-text-anchor:middle" o:gfxdata="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" fillcolor="#00314d" stroked="f" strokeweight="1pt"/>
             </w:pict>
@@ -2183,6 +2183,11 @@
         <w:rPr>
           <w:b/>
         </w:rPr>
+      </w:r>
+      <w:r>
+        <w:rPr>
+          <w:b/>
+        </w:rPr>
         <w:fldChar w:fldCharType="separate"/>
       </w:r>
       <w:r>
@@ -2630,12 +2635,14 @@
           <w:lang w:eastAsia="es-CO"/>
         </w:rPr>
       </w:pPr>
+      <w:proofErr w:type="spellStart"/>
       <w:r>
         <w:rPr>
           <w:lang w:eastAsia="es-CO"/>
         </w:rPr>
         <w:t>Interculturacional</w:t>
       </w:r>
+      <w:proofErr w:type="spellEnd"/>
     </w:p>
     <w:p>
       <w:pPr>
@@ -5827,8 +5834,13 @@
             <w:pPr>
               <w:ind w:firstLine="0"/>
             </w:pPr>
+            <w:proofErr w:type="spellStart"/>
             <w:r>
-              <w:t xml:space="preserve">MinSaludCol. (2019). </w:t>
+              <w:t>MinSaludCol</w:t>
+            </w:r>
+            <w:proofErr w:type="spellEnd"/>
+            <w:r>
+              <w:t xml:space="preserve">. (2019). </w:t>
             </w:r>
           </w:p>
           <w:p>
@@ -6267,125 +6279,185 @@
         </w:rPr>
         <w:t xml:space="preserve">Congreso de la República de Colombia. (2006). Ley 1098 de 2006. Diario Oficial. </w:t>
       </w:r>
-      <w:hyperlink r:id="rId19" w:history="1">
-        <w:r>
-          <w:rPr>
-            <w:rStyle w:val="Hipervnculo"/>
-            <w:lang w:val="es-MX" w:eastAsia="es-CO"/>
-          </w:rPr>
-          <w:t>https://www.funcionpublica.gov.co/eva/gestornormativo/norma.php?i=22106</w:t>
-        </w:r>
-      </w:hyperlink>
-    </w:p>
-    <w:p>
-      <w:pPr>
-        <w:rPr>
+      <w:r>
+        <w:fldChar w:fldCharType="begin"/>
+      </w:r>
+      <w:r>
+        <w:instrText>HYPERLINK "https://www.funcionpublica.gov.co/eva/gestornormativo/norma.php?i=22106"</w:instrText>
+      </w:r>
+      <w:r>
+        <w:fldChar w:fldCharType="separate"/>
+      </w:r>
+      <w:r>
+        <w:rPr>
+          <w:rStyle w:val="Hipervnculo"/>
           <w:lang w:val="es-MX" w:eastAsia="es-CO"/>
         </w:rPr>
-      </w:pPr>
-      <w:r>
+        <w:t>https://www.funcionpublica.gov.co/eva/gestornormativo/norma.php?i=22106</w:t>
+      </w:r>
+      <w:r>
+        <w:fldChar w:fldCharType="end"/>
+      </w:r>
+    </w:p>
+    <w:p>
+      <w:pPr>
         <w:rPr>
           <w:lang w:val="es-MX" w:eastAsia="es-CO"/>
         </w:rPr>
+      </w:pPr>
+      <w:r>
+        <w:rPr>
+          <w:lang w:val="es-MX" w:eastAsia="es-CO"/>
+        </w:rPr>
         <w:t xml:space="preserve">Congreso de la República de Colombia. (2012). Ley 1565 de 2012. Diario Oficial. </w:t>
       </w:r>
-      <w:hyperlink r:id="rId20" w:history="1">
-        <w:r>
-          <w:rPr>
-            <w:rStyle w:val="Hipervnculo"/>
-            <w:lang w:val="es-MX" w:eastAsia="es-CO"/>
-          </w:rPr>
-          <w:t>https://www.funcionpublica.gov.co/eva/gestornormativo/norma.php?i=48662</w:t>
-        </w:r>
-      </w:hyperlink>
-    </w:p>
-    <w:p>
-      <w:pPr>
-        <w:rPr>
+      <w:r>
+        <w:fldChar w:fldCharType="begin"/>
+      </w:r>
+      <w:r>
+        <w:instrText>HYPERLINK "https://www.funcionpublica.gov.co/eva/gestornormativo/norma.php?i=48662"</w:instrText>
+      </w:r>
+      <w:r>
+        <w:fldChar w:fldCharType="separate"/>
+      </w:r>
+      <w:r>
+        <w:rPr>
+          <w:rStyle w:val="Hipervnculo"/>
           <w:lang w:val="es-MX" w:eastAsia="es-CO"/>
         </w:rPr>
-      </w:pPr>
-      <w:r>
+        <w:t>https://www.funcionpublica.gov.co/eva/gestornormativo/norma.php?i=48662</w:t>
+      </w:r>
+      <w:r>
+        <w:fldChar w:fldCharType="end"/>
+      </w:r>
+    </w:p>
+    <w:p>
+      <w:pPr>
         <w:rPr>
           <w:lang w:val="es-MX" w:eastAsia="es-CO"/>
         </w:rPr>
+      </w:pPr>
+      <w:r>
+        <w:rPr>
+          <w:lang w:val="es-MX" w:eastAsia="es-CO"/>
+        </w:rPr>
         <w:t xml:space="preserve">Congreso de la República de Colombia. (2012). Ley 1616 de 2013. Diario Oficial. </w:t>
       </w:r>
-      <w:hyperlink r:id="rId21" w:history="1">
-        <w:r>
-          <w:rPr>
-            <w:rStyle w:val="Hipervnculo"/>
-            <w:lang w:val="es-MX" w:eastAsia="es-CO"/>
-          </w:rPr>
-          <w:t>https://www.minsalud.gov.co/sites/rid/Lists/BibliotecaDigital/RIDE/DE/DIJ/ley-1616-del-21-de-enero-2013.pdf</w:t>
-        </w:r>
-      </w:hyperlink>
-    </w:p>
-    <w:p>
-      <w:pPr>
-        <w:rPr>
+      <w:r>
+        <w:fldChar w:fldCharType="begin"/>
+      </w:r>
+      <w:r>
+        <w:instrText>HYPERLINK "https://www.minsalud.gov.co/sites/rid/Lists/BibliotecaDigital/RIDE/DE/DIJ/ley-1616-del-21-de-enero-2013.pdf"</w:instrText>
+      </w:r>
+      <w:r>
+        <w:fldChar w:fldCharType="separate"/>
+      </w:r>
+      <w:r>
+        <w:rPr>
+          <w:rStyle w:val="Hipervnculo"/>
           <w:lang w:val="es-MX" w:eastAsia="es-CO"/>
         </w:rPr>
-      </w:pPr>
-      <w:r>
+        <w:t>https://www.minsalud.gov.co/sites/rid/Lists/BibliotecaDigital/RIDE/DE/DIJ/ley-1616-del-21-de-enero-2013.pdf</w:t>
+      </w:r>
+      <w:r>
+        <w:fldChar w:fldCharType="end"/>
+      </w:r>
+    </w:p>
+    <w:p>
+      <w:pPr>
         <w:rPr>
           <w:lang w:val="es-MX" w:eastAsia="es-CO"/>
         </w:rPr>
+      </w:pPr>
+      <w:r>
+        <w:rPr>
+          <w:lang w:val="es-MX" w:eastAsia="es-CO"/>
+        </w:rPr>
         <w:t xml:space="preserve">Congreso de la República de Colombia. (2015). Ley 1751 de 2015. Diario Oficial. </w:t>
       </w:r>
-      <w:hyperlink r:id="rId22" w:history="1">
-        <w:r>
-          <w:rPr>
-            <w:rStyle w:val="Hipervnculo"/>
-            <w:lang w:val="es-MX" w:eastAsia="es-CO"/>
-          </w:rPr>
-          <w:t>https://www.funcionpublica.gov.co/eva/gestornormativo/norma.php?i=60733</w:t>
-        </w:r>
-      </w:hyperlink>
-    </w:p>
-    <w:p>
-      <w:pPr>
-        <w:rPr>
+      <w:r>
+        <w:fldChar w:fldCharType="begin"/>
+      </w:r>
+      <w:r>
+        <w:instrText>HYPERLINK "https://www.funcionpublica.gov.co/eva/gestornormativo/norma.php?i=60733"</w:instrText>
+      </w:r>
+      <w:r>
+        <w:fldChar w:fldCharType="separate"/>
+      </w:r>
+      <w:r>
+        <w:rPr>
+          <w:rStyle w:val="Hipervnculo"/>
           <w:lang w:val="es-MX" w:eastAsia="es-CO"/>
         </w:rPr>
-      </w:pPr>
-      <w:r>
+        <w:t>https://www.funcionpublica.gov.co/eva/gestornormativo/norma.php?i=60733</w:t>
+      </w:r>
+      <w:r>
+        <w:fldChar w:fldCharType="end"/>
+      </w:r>
+    </w:p>
+    <w:p>
+      <w:pPr>
         <w:rPr>
           <w:lang w:val="es-MX" w:eastAsia="es-CO"/>
         </w:rPr>
+      </w:pPr>
+      <w:r>
+        <w:rPr>
+          <w:lang w:val="es-MX" w:eastAsia="es-CO"/>
+        </w:rPr>
         <w:t xml:space="preserve">Congreso de la República de Colombia. (2021). Ley 2136 de 2021. Diario Oficial. </w:t>
       </w:r>
-      <w:hyperlink r:id="rId23" w:history="1">
-        <w:r>
-          <w:rPr>
-            <w:rStyle w:val="Hipervnculo"/>
-            <w:lang w:val="es-MX" w:eastAsia="es-CO"/>
-          </w:rPr>
-          <w:t>https://www.funcionpublica.gov.co/eva/gestornormativo/norma.php?i=168067</w:t>
-        </w:r>
-      </w:hyperlink>
-    </w:p>
-    <w:p>
-      <w:pPr>
-        <w:rPr>
+      <w:r>
+        <w:fldChar w:fldCharType="begin"/>
+      </w:r>
+      <w:r>
+        <w:instrText>HYPERLINK "https://www.funcionpublica.gov.co/eva/gestornormativo/norma.php?i=168067"</w:instrText>
+      </w:r>
+      <w:r>
+        <w:fldChar w:fldCharType="separate"/>
+      </w:r>
+      <w:r>
+        <w:rPr>
+          <w:rStyle w:val="Hipervnculo"/>
           <w:lang w:val="es-MX" w:eastAsia="es-CO"/>
         </w:rPr>
-      </w:pPr>
-      <w:r>
+        <w:t>https://www.funcionpublica.gov.co/eva/gestornormativo/norma.php?i=168067</w:t>
+      </w:r>
+      <w:r>
+        <w:fldChar w:fldCharType="end"/>
+      </w:r>
+    </w:p>
+    <w:p>
+      <w:pPr>
         <w:rPr>
           <w:lang w:val="es-MX" w:eastAsia="es-CO"/>
         </w:rPr>
+      </w:pPr>
+      <w:r>
+        <w:rPr>
+          <w:lang w:val="es-MX" w:eastAsia="es-CO"/>
+        </w:rPr>
         <w:t xml:space="preserve">Congreso de la República de Colombia. (2025). Ley 2460 de 2025. Diario Oficial. </w:t>
       </w:r>
-      <w:hyperlink r:id="rId24" w:history="1">
-        <w:r>
-          <w:rPr>
-            <w:rStyle w:val="Hipervnculo"/>
-            <w:lang w:val="es-MX" w:eastAsia="es-CO"/>
-          </w:rPr>
-          <w:t>https://www.funcionpublica.gov.co/eva/gestornormativo/norma.php?i=260636</w:t>
-        </w:r>
-      </w:hyperlink>
+      <w:r>
+        <w:fldChar w:fldCharType="begin"/>
+      </w:r>
+      <w:r>
+        <w:instrText>HYPERLINK "https://www.funcionpublica.gov.co/eva/gestornormativo/norma.php?i=260636"</w:instrText>
+      </w:r>
+      <w:r>
+        <w:fldChar w:fldCharType="separate"/>
+      </w:r>
+      <w:r>
+        <w:rPr>
+          <w:rStyle w:val="Hipervnculo"/>
+          <w:lang w:val="es-MX" w:eastAsia="es-CO"/>
+        </w:rPr>
+        <w:t>https://www.funcionpublica.gov.co/eva/gestornormativo/norma.php?i=260636</w:t>
+      </w:r>
+      <w:r>
+        <w:fldChar w:fldCharType="end"/>
+      </w:r>
     </w:p>
     <w:p>
       <w:pPr>
@@ -6420,26 +6492,36 @@
         </w:rPr>
         <w:t xml:space="preserve">Departamento Nacional de Planeación. (2022). Documento CONPES 4100: Estrategia para la integración de la población migrante venezolana como factor de desarrollo para el país. </w:t>
       </w:r>
-      <w:hyperlink r:id="rId25" w:history="1">
-        <w:r>
-          <w:rPr>
-            <w:rStyle w:val="Hipervnculo"/>
-            <w:lang w:val="es-MX" w:eastAsia="es-CO"/>
-          </w:rPr>
-          <w:t>https://colaboracion.dnp.gov.co/CDT/Conpes/Econ%C3%B3micos/4100.pdf</w:t>
-        </w:r>
-      </w:hyperlink>
-    </w:p>
-    <w:p>
-      <w:pPr>
-        <w:rPr>
+      <w:r>
+        <w:fldChar w:fldCharType="begin"/>
+      </w:r>
+      <w:r>
+        <w:instrText>HYPERLINK "https://colaboracion.dnp.gov.co/CDT/Conpes/Econ%C3%B3micos/4100.pdf"</w:instrText>
+      </w:r>
+      <w:r>
+        <w:fldChar w:fldCharType="separate"/>
+      </w:r>
+      <w:r>
+        <w:rPr>
+          <w:rStyle w:val="Hipervnculo"/>
           <w:lang w:val="es-MX" w:eastAsia="es-CO"/>
         </w:rPr>
-      </w:pPr>
-      <w:r>
+        <w:t>https://colaboracion.dnp.gov.co/CDT/Conpes/Econ%C3%B3micos/4100.pdf</w:t>
+      </w:r>
+      <w:r>
+        <w:fldChar w:fldCharType="end"/>
+      </w:r>
+    </w:p>
+    <w:p>
+      <w:pPr>
         <w:rPr>
           <w:lang w:val="es-MX" w:eastAsia="es-CO"/>
         </w:rPr>
+      </w:pPr>
+      <w:r>
+        <w:rPr>
+          <w:lang w:val="es-MX" w:eastAsia="es-CO"/>
+        </w:rPr>
         <w:t>Ministerio de Educación Nacional (Colombia). (2020). Lineamientos de política de educación superior inclusiva e intercultural.</w:t>
       </w:r>
     </w:p>
@@ -6455,48 +6537,68 @@
         </w:rPr>
         <w:t xml:space="preserve">Ministerio de Salud y Protección Social. (2018). Resolución 429 de 2016. </w:t>
       </w:r>
-      <w:hyperlink r:id="rId26" w:history="1">
-        <w:r>
-          <w:rPr>
-            <w:rStyle w:val="Hipervnculo"/>
-            <w:lang w:val="es-MX" w:eastAsia="es-CO"/>
-          </w:rPr>
-          <w:t>https://www.minsalud.gov.co/Normatividad_Nuevo/Resoluci%C3%B3n%200429%20de%202016.pdf</w:t>
-        </w:r>
-      </w:hyperlink>
-    </w:p>
-    <w:p>
-      <w:pPr>
-        <w:rPr>
+      <w:r>
+        <w:fldChar w:fldCharType="begin"/>
+      </w:r>
+      <w:r>
+        <w:instrText>HYPERLINK "https://www.minsalud.gov.co/Normatividad_Nuevo/Resoluci%C3%B3n%200429%20de%202016.pdf"</w:instrText>
+      </w:r>
+      <w:r>
+        <w:fldChar w:fldCharType="separate"/>
+      </w:r>
+      <w:r>
+        <w:rPr>
+          <w:rStyle w:val="Hipervnculo"/>
           <w:lang w:val="es-MX" w:eastAsia="es-CO"/>
         </w:rPr>
-      </w:pPr>
-      <w:r>
+        <w:t>https://www.minsalud.gov.co/Normatividad_Nuevo/Resoluci%C3%B3n%200429%20de%202016.pdf</w:t>
+      </w:r>
+      <w:r>
+        <w:fldChar w:fldCharType="end"/>
+      </w:r>
+    </w:p>
+    <w:p>
+      <w:pPr>
         <w:rPr>
           <w:lang w:val="es-MX" w:eastAsia="es-CO"/>
         </w:rPr>
+      </w:pPr>
+      <w:r>
+        <w:rPr>
+          <w:lang w:val="es-MX" w:eastAsia="es-CO"/>
+        </w:rPr>
         <w:t xml:space="preserve">Ministerio de Salud y Protección Social. (2018). Resolución 4886 de 2018. </w:t>
       </w:r>
-      <w:hyperlink r:id="rId27" w:history="1">
-        <w:r>
-          <w:rPr>
-            <w:rStyle w:val="Hipervnculo"/>
-            <w:lang w:val="es-MX" w:eastAsia="es-CO"/>
-          </w:rPr>
-          <w:t>https://www.minsalud.gov.co/sites/rid/Lists/BibliotecaDigital/RIDE/DE/DIJ/resolucion-4886-de-2018.pdf</w:t>
-        </w:r>
-      </w:hyperlink>
-    </w:p>
-    <w:p>
-      <w:pPr>
-        <w:rPr>
+      <w:r>
+        <w:fldChar w:fldCharType="begin"/>
+      </w:r>
+      <w:r>
+        <w:instrText>HYPERLINK "https://www.minsalud.gov.co/sites/rid/Lists/BibliotecaDigital/RIDE/DE/DIJ/resolucion-4886-de-2018.pdf"</w:instrText>
+      </w:r>
+      <w:r>
+        <w:fldChar w:fldCharType="separate"/>
+      </w:r>
+      <w:r>
+        <w:rPr>
+          <w:rStyle w:val="Hipervnculo"/>
           <w:lang w:val="es-MX" w:eastAsia="es-CO"/>
         </w:rPr>
-      </w:pPr>
-      <w:r>
+        <w:t>https://www.minsalud.gov.co/sites/rid/Lists/BibliotecaDigital/RIDE/DE/DIJ/resolucion-4886-de-2018.pdf</w:t>
+      </w:r>
+      <w:r>
+        <w:fldChar w:fldCharType="end"/>
+      </w:r>
+    </w:p>
+    <w:p>
+      <w:pPr>
         <w:rPr>
           <w:lang w:val="es-MX" w:eastAsia="es-CO"/>
         </w:rPr>
+      </w:pPr>
+      <w:r>
+        <w:rPr>
+          <w:lang w:val="es-MX" w:eastAsia="es-CO"/>
+        </w:rPr>
         <w:t xml:space="preserve"> Ministerio de Salud y Protección Social. (2022). Línea base de salud mental para poblaciones migrantes. Ministerio de Salud y Protección Social, Colombia.</w:t>
       </w:r>
     </w:p>
@@ -6512,15 +6614,6 @@
         </w:rPr>
         <w:t xml:space="preserve">Ministerio de Salud y Protección Social. (2023). Estrategia de acompañamiento psicosocial para población migrante venezolana, población colombiana retornada, comunidades de acogida o receptoras, y lineamientos para su implementación. </w:t>
       </w:r>
-      <w:hyperlink r:id="rId28" w:history="1">
-        <w:r>
-          <w:rPr>
-            <w:rStyle w:val="Hipervnculo"/>
-            <w:lang w:val="es-MX" w:eastAsia="es-CO"/>
-          </w:rPr>
-          <w:t>https://www.minsalud.gov.co/Anexos_Normatividad_Nuevo/Estrategia_psicosocial_poblacion_migrante_y_lineamientos.pdf</w:t>
-        </w:r>
-      </w:hyperlink>
     </w:p>
     <w:p>
       <w:pPr>
@@ -6535,59 +6628,70 @@
         <w:lastRenderedPageBreak/>
         <w:t xml:space="preserve">Ministerio de Salud y Protección Social. (2025). Decreto 0729 de 2025. </w:t>
       </w:r>
-      <w:hyperlink r:id="rId29" w:history="1">
-        <w:r>
-          <w:rPr>
-            <w:rStyle w:val="Hipervnculo"/>
-            <w:lang w:val="es-MX" w:eastAsia="es-CO"/>
-          </w:rPr>
-          <w:t>https://www.minsalud.gov.co/sites/rid/Lists/BibliotecaDigital/RIDE/DE/DIJ/decreto-0729-25-junio-2025.pdf</w:t>
-        </w:r>
-      </w:hyperlink>
-    </w:p>
-    <w:p>
-      <w:pPr>
-        <w:rPr>
+      <w:r>
+        <w:fldChar w:fldCharType="begin"/>
+      </w:r>
+      <w:r>
+        <w:instrText>HYPERLINK "https://www.minsalud.gov.co/sites/rid/Lists/BibliotecaDigital/RIDE/DE/DIJ/decreto-0729-25-junio-2025.pdf"</w:instrText>
+      </w:r>
+      <w:r>
+        <w:fldChar w:fldCharType="separate"/>
+      </w:r>
+      <w:r>
+        <w:rPr>
+          <w:rStyle w:val="Hipervnculo"/>
           <w:lang w:val="es-MX" w:eastAsia="es-CO"/>
         </w:rPr>
-      </w:pPr>
-      <w:r>
+        <w:t>https://www.minsalud.gov.co/sites/rid/Lists/BibliotecaDigital/RIDE/DE/DIJ/decreto-0729-25-junio-2025.pdf</w:t>
+      </w:r>
+      <w:r>
+        <w:fldChar w:fldCharType="end"/>
+      </w:r>
+    </w:p>
+    <w:p>
+      <w:pPr>
         <w:rPr>
           <w:lang w:val="es-MX" w:eastAsia="es-CO"/>
         </w:rPr>
+      </w:pPr>
+      <w:r>
+        <w:rPr>
+          <w:lang w:val="es-MX" w:eastAsia="es-CO"/>
+        </w:rPr>
         <w:t xml:space="preserve">Ministerio de Salud y Protección Social. (2025). Resolución 401 de 2025. </w:t>
       </w:r>
-      <w:hyperlink r:id="rId30" w:history="1">
-        <w:r>
-          <w:rPr>
-            <w:rStyle w:val="Hipervnculo"/>
-            <w:lang w:val="es-MX" w:eastAsia="es-CO"/>
-          </w:rPr>
-          <w:t>https://www.minsalud.gov.co/sites/rid/Lists/BibliotecaDigital/RIDE/DE/DIJ/resolucion-0401-de-2025.pdf</w:t>
-        </w:r>
-      </w:hyperlink>
-    </w:p>
-    <w:p>
-      <w:pPr>
-        <w:rPr>
+      <w:r>
+        <w:fldChar w:fldCharType="begin"/>
+      </w:r>
+      <w:r>
+        <w:instrText>HYPERLINK "https://www.minsalud.gov.co/sites/rid/Lists/BibliotecaDigital/RIDE/DE/DIJ/resolucion-0401-de-2025.pdf"</w:instrText>
+      </w:r>
+      <w:r>
+        <w:fldChar w:fldCharType="separate"/>
+      </w:r>
+      <w:r>
+        <w:rPr>
+          <w:rStyle w:val="Hipervnculo"/>
           <w:lang w:val="es-MX" w:eastAsia="es-CO"/>
         </w:rPr>
-      </w:pPr>
-      <w:r>
+        <w:t>https://www.minsalud.gov.co/sites/rid/Lists/BibliotecaDigital/RIDE/DE/DIJ/resolucion-0401-de-2025.pdf</w:t>
+      </w:r>
+      <w:r>
+        <w:fldChar w:fldCharType="end"/>
+      </w:r>
+    </w:p>
+    <w:p>
+      <w:pPr>
         <w:rPr>
           <w:lang w:val="es-MX" w:eastAsia="es-CO"/>
         </w:rPr>
+      </w:pPr>
+      <w:r>
+        <w:rPr>
+          <w:lang w:val="es-MX" w:eastAsia="es-CO"/>
+        </w:rPr>
         <w:t xml:space="preserve">Ministerio de Salud y Protección Social. (s. f.). Programa de atención psicosocial y salud integral a víctimas – PAPSIVI. </w:t>
       </w:r>
-      <w:hyperlink r:id="rId31" w:history="1">
-        <w:r>
-          <w:rPr>
-            <w:rStyle w:val="Hipervnculo"/>
-            <w:lang w:val="es-MX" w:eastAsia="es-CO"/>
-          </w:rPr>
-          <w:t>https://www.minsalud.gov.co/proteccionsocial/promocion-social/Victimas/paginas/papsivi.aspx</w:t>
-        </w:r>
-      </w:hyperlink>
     </w:p>
     <w:p>
       <w:pPr>
@@ -6601,48 +6705,68 @@
         </w:rPr>
         <w:t xml:space="preserve">Naciones Unidas. (s. f.). Declaración Universal de Derechos Humanos. </w:t>
       </w:r>
-      <w:hyperlink r:id="rId32" w:history="1">
-        <w:r>
-          <w:rPr>
-            <w:rStyle w:val="Hipervnculo"/>
-            <w:lang w:val="es-MX" w:eastAsia="es-CO"/>
-          </w:rPr>
-          <w:t>https://www.un.org/es/about-us/universal-declaration-of-human-rights</w:t>
-        </w:r>
-      </w:hyperlink>
-    </w:p>
-    <w:p>
-      <w:pPr>
-        <w:rPr>
+      <w:r>
+        <w:fldChar w:fldCharType="begin"/>
+      </w:r>
+      <w:r>
+        <w:instrText>HYPERLINK "https://www.un.org/es/about-us/universal-declaration-of-human-rights"</w:instrText>
+      </w:r>
+      <w:r>
+        <w:fldChar w:fldCharType="separate"/>
+      </w:r>
+      <w:r>
+        <w:rPr>
+          <w:rStyle w:val="Hipervnculo"/>
           <w:lang w:val="es-MX" w:eastAsia="es-CO"/>
         </w:rPr>
-      </w:pPr>
-      <w:r>
+        <w:t>https://www.un.org/es/about-us/universal-declaration-of-human-rights</w:t>
+      </w:r>
+      <w:r>
+        <w:fldChar w:fldCharType="end"/>
+      </w:r>
+    </w:p>
+    <w:p>
+      <w:pPr>
         <w:rPr>
           <w:lang w:val="es-MX" w:eastAsia="es-CO"/>
         </w:rPr>
+      </w:pPr>
+      <w:r>
+        <w:rPr>
+          <w:lang w:val="es-MX" w:eastAsia="es-CO"/>
+        </w:rPr>
         <w:t xml:space="preserve">Naciones Unidas. (s. f.). Migración internacional. </w:t>
       </w:r>
-      <w:hyperlink r:id="rId33" w:history="1">
-        <w:r>
-          <w:rPr>
-            <w:rStyle w:val="Hipervnculo"/>
-            <w:lang w:val="es-MX" w:eastAsia="es-CO"/>
-          </w:rPr>
-          <w:t>https://www.un.org/es/global-issues/migration</w:t>
-        </w:r>
-      </w:hyperlink>
-    </w:p>
-    <w:p>
-      <w:pPr>
-        <w:rPr>
+      <w:r>
+        <w:fldChar w:fldCharType="begin"/>
+      </w:r>
+      <w:r>
+        <w:instrText>HYPERLINK "https://www.un.org/es/global-issues/migration"</w:instrText>
+      </w:r>
+      <w:r>
+        <w:fldChar w:fldCharType="separate"/>
+      </w:r>
+      <w:r>
+        <w:rPr>
+          <w:rStyle w:val="Hipervnculo"/>
           <w:lang w:val="es-MX" w:eastAsia="es-CO"/>
         </w:rPr>
-      </w:pPr>
-      <w:r>
+        <w:t>https://www.un.org/es/global-issues/migration</w:t>
+      </w:r>
+      <w:r>
+        <w:fldChar w:fldCharType="end"/>
+      </w:r>
+    </w:p>
+    <w:p>
+      <w:pPr>
         <w:rPr>
           <w:lang w:val="es-MX" w:eastAsia="es-CO"/>
         </w:rPr>
+      </w:pPr>
+      <w:r>
+        <w:rPr>
+          <w:lang w:val="es-MX" w:eastAsia="es-CO"/>
+        </w:rPr>
         <w:t>Organización de las Naciones Unidas. (2018). Pacto Mundial para la Migración Segura, Ordenada y Regular. ONU.</w:t>
       </w:r>
     </w:p>
@@ -6671,15 +6795,25 @@
         </w:rPr>
         <w:t xml:space="preserve">Organización Internacional para las Migraciones (OIM). (2019). Glosario de la OIM sobre Migración. </w:t>
       </w:r>
-      <w:hyperlink r:id="rId34" w:history="1">
-        <w:r>
-          <w:rPr>
-            <w:rStyle w:val="Hipervnculo"/>
-            <w:lang w:val="es-MX" w:eastAsia="es-CO"/>
-          </w:rPr>
-          <w:t>https://publications.iom.int/system/files/pdf/iml-34-glossary-es.pdf</w:t>
-        </w:r>
-      </w:hyperlink>
+      <w:r>
+        <w:fldChar w:fldCharType="begin"/>
+      </w:r>
+      <w:r>
+        <w:instrText>HYPERLINK "https://publications.iom.int/system/files/pdf/iml-34-glossary-es.pdf"</w:instrText>
+      </w:r>
+      <w:r>
+        <w:fldChar w:fldCharType="separate"/>
+      </w:r>
+      <w:r>
+        <w:rPr>
+          <w:rStyle w:val="Hipervnculo"/>
+          <w:lang w:val="es-MX" w:eastAsia="es-CO"/>
+        </w:rPr>
+        <w:t>https://publications.iom.int/system/files/pdf/iml-34-glossary-es.pdf</w:t>
+      </w:r>
+      <w:r>
+        <w:fldChar w:fldCharType="end"/>
+      </w:r>
     </w:p>
     <w:p>
       <w:pPr>
@@ -6701,15 +6835,25 @@
         <w:lastRenderedPageBreak/>
         <w:t xml:space="preserve">Presidencia de la República de Colombia. (2021). Decreto 216 de 2021. </w:t>
       </w:r>
-      <w:hyperlink r:id="rId35" w:history="1">
-        <w:r>
-          <w:rPr>
-            <w:rStyle w:val="Hipervnculo"/>
-            <w:lang w:val="es-MX" w:eastAsia="es-CO"/>
-          </w:rPr>
-          <w:t>https://www.cancilleria.gov.co/sites/default/files/Normograma/docs/decreto_0216_2021.htm</w:t>
-        </w:r>
-      </w:hyperlink>
+      <w:r>
+        <w:fldChar w:fldCharType="begin"/>
+      </w:r>
+      <w:r>
+        <w:instrText>HYPERLINK "https://www.cancilleria.gov.co/sites/default/files/Normograma/docs/decreto_0216_2021.htm"</w:instrText>
+      </w:r>
+      <w:r>
+        <w:fldChar w:fldCharType="separate"/>
+      </w:r>
+      <w:r>
+        <w:rPr>
+          <w:rStyle w:val="Hipervnculo"/>
+          <w:lang w:val="es-MX" w:eastAsia="es-CO"/>
+        </w:rPr>
+        <w:t>https://www.cancilleria.gov.co/sites/default/files/Normograma/docs/decreto_0216_2021.htm</w:t>
+      </w:r>
+      <w:r>
+        <w:fldChar w:fldCharType="end"/>
+      </w:r>
     </w:p>
     <w:p>
       <w:pPr>
@@ -7156,7 +7300,21 @@
               <w:rPr>
                 <w:szCs w:val="28"/>
               </w:rPr>
-              <w:t>Oscar Ivan Uribe Ortiz</w:t>
+              <w:t xml:space="preserve">Oscar </w:t>
+            </w:r>
+            <w:proofErr w:type="spellStart"/>
+            <w:r>
+              <w:rPr>
+                <w:szCs w:val="28"/>
+              </w:rPr>
+              <w:t>Ivan</w:t>
+            </w:r>
+            <w:proofErr w:type="spellEnd"/>
+            <w:r>
+              <w:rPr>
+                <w:szCs w:val="28"/>
+              </w:rPr>
+              <w:t xml:space="preserve"> Uribe Ortiz</w:t>
             </w:r>
           </w:p>
         </w:tc>
@@ -7225,11 +7383,19 @@
                 <w:lang w:val="es-ES" w:eastAsia="es-CO"/>
               </w:rPr>
             </w:pPr>
+            <w:proofErr w:type="spellStart"/>
             <w:r>
               <w:rPr>
                 <w:szCs w:val="28"/>
               </w:rPr>
-              <w:t>Jose Yobani Penagos Mora</w:t>
+              <w:t>Jose</w:t>
+            </w:r>
+            <w:proofErr w:type="spellEnd"/>
+            <w:r>
+              <w:rPr>
+                <w:szCs w:val="28"/>
+              </w:rPr>
+              <w:t xml:space="preserve"> Yobani Penagos Mora</w:t>
             </w:r>
           </w:p>
         </w:tc>
@@ -7297,11 +7463,19 @@
                 <w:szCs w:val="28"/>
               </w:rPr>
             </w:pPr>
+            <w:proofErr w:type="spellStart"/>
             <w:r>
               <w:rPr>
                 <w:szCs w:val="28"/>
               </w:rPr>
-              <w:t>Sebastian Trujillo Afanador</w:t>
+              <w:t>Sebastian</w:t>
+            </w:r>
+            <w:proofErr w:type="spellEnd"/>
+            <w:r>
+              <w:rPr>
+                <w:szCs w:val="28"/>
+              </w:rPr>
+              <w:t xml:space="preserve"> Trujillo Afanador</w:t>
             </w:r>
           </w:p>
         </w:tc>
@@ -7443,8 +7617,16 @@
               <w:rPr>
                 <w:szCs w:val="28"/>
               </w:rPr>
-              <w:t>Gilberto Junior Rodríguez Rodríguez</w:t>
+              <w:t xml:space="preserve">Gilberto Junior Rodríguez </w:t>
             </w:r>
+            <w:proofErr w:type="spellStart"/>
+            <w:r>
+              <w:rPr>
+                <w:szCs w:val="28"/>
+              </w:rPr>
+              <w:t>Rodríguez</w:t>
+            </w:r>
+            <w:proofErr w:type="spellEnd"/>
           </w:p>
         </w:tc>
         <w:tc>
@@ -7642,8 +7824,8 @@
       </w:pPr>
     </w:p>
     <w:sectPr>
-      <w:headerReference w:type="default" r:id="rId36"/>
-      <w:footerReference w:type="default" r:id="rId37"/>
+      <w:headerReference w:type="default" r:id="rId19"/>
+      <w:footerReference w:type="default" r:id="rId20"/>
       <w:pgSz w:w="12240" w:h="15840"/>
       <w:pgMar w:top="1701" w:right="1134" w:bottom="1134" w:left="1134" w:header="709" w:footer="737" w:gutter="0"/>
       <w:pgNumType w:start="1"/>
@@ -7655,7 +7837,7 @@
 </file>
 
 <file path=word/endnotes.xml><?xml version="1.0" encoding="utf-8"?>
-<w:endnotes xmlns:wpc="http://schemas.microsoft.com/office/word/2010/wordprocessingCanvas" xmlns:cx="http://schemas.microsoft.com/office/drawing/2014/chartex" xmlns:cx1="http://schemas.microsoft.com/office/drawing/2015/9/8/chartex" xmlns:cx2="http://schemas.microsoft.com/office/drawing/2015/10/21/chartex" xmlns:cx3="http://schemas.microsoft.com/office/drawing/2016/5/9/chartex" xmlns:cx4="http://schemas.microsoft.com/office/drawing/2016/5/10/chartex" xmlns:cx5="http://schemas.microsoft.com/office/drawing/2016/5/11/chartex" xmlns:cx6="http://schemas.microsoft.com/office/drawing/2016/5/12/chartex" xmlns:cx7="http://schemas.microsoft.com/office/drawing/2016/5/13/chartex" xmlns:cx8="http://schemas.microsoft.com/office/drawing/2016/5/14/chartex" xmlns:mc="http://schemas.openxmlformats.org/markup-compatibility/2006" xmlns:aink="http://schemas.microsoft.com/office/drawing/2016/ink" xmlns:am3d="http://schemas.microsoft.com/office/drawing/2017/model3d" xmlns:o="urn:schemas-microsoft-com:office:office" xmlns:r="http://schemas.openxmlformats.org/officeDocument/2006/relationships" xmlns:m="http://schemas.openxmlformats.org/officeDocument/2006/math" xmlns:v="urn:schemas-microsoft-com:vml" xmlns:wp14="http://schemas.microsoft.com/office/word/2010/wordprocessingDrawing" xmlns:wp="http://schemas.openxmlformats.org/drawingml/2006/wordprocessingDrawing" xmlns:w10="urn:schemas-microsoft-com:office:word" xmlns:w="http://schemas.openxmlformats.org/wordprocessingml/2006/main" xmlns:w14="http://schemas.microsoft.com/office/word/2010/wordml" xmlns:w15="http://schemas.microsoft.com/office/word/2012/wordml" xmlns:w16cex="http://schemas.microsoft.com/office/word/2018/wordml/cex" xmlns:w16cid="http://schemas.microsoft.com/office/word/2016/wordml/cid" xmlns:w16="http://schemas.microsoft.com/office/word/2018/wordml" xmlns:w16se="http://schemas.microsoft.com/office/word/2015/wordml/symex" xmlns:wpg="http://schemas.microsoft.com/office/word/2010/wordprocessingGroup" xmlns:wpi="http://schemas.microsoft.com/office/word/2010/wordprocessingInk" xmlns:wne="http://schemas.microsoft.com/office/word/2006/wordml" xmlns:wps="http://schemas.microsoft.com/office/word/2010/wordprocessingShape" mc:Ignorable="w14 w15 w16se w16cid w16 w16cex wp14">
+<w:endnotes xmlns:wpc="http://schemas.microsoft.com/office/word/2010/wordprocessingCanvas" xmlns:cx="http://schemas.microsoft.com/office/drawing/2014/chartex" xmlns:cx1="http://schemas.microsoft.com/office/drawing/2015/9/8/chartex" xmlns:cx2="http://schemas.microsoft.com/office/drawing/2015/10/21/chartex" xmlns:cx3="http://schemas.microsoft.com/office/drawing/2016/5/9/chartex" xmlns:cx4="http://schemas.microsoft.com/office/drawing/2016/5/10/chartex" xmlns:cx5="http://schemas.microsoft.com/office/drawing/2016/5/11/chartex" xmlns:cx6="http://schemas.microsoft.com/office/drawing/2016/5/12/chartex" xmlns:cx7="http://schemas.microsoft.com/office/drawing/2016/5/13/chartex" xmlns:cx8="http://schemas.microsoft.com/office/drawing/2016/5/14/chartex" xmlns:mc="http://schemas.openxmlformats.org/markup-compatibility/2006" xmlns:m="http://schemas.openxmlformats.org/officeDocument/2006/math" xmlns:aink="http://schemas.microsoft.com/office/drawing/2016/ink" xmlns:am3d="http://schemas.microsoft.com/office/drawing/2017/model3d" xmlns:oel="http://schemas.microsoft.com/office/2019/extlst" xmlns:r="http://schemas.openxmlformats.org/officeDocument/2006/relationships" xmlns:wp14="http://schemas.microsoft.com/office/word/2010/wordprocessingDrawing" xmlns:wp="http://schemas.openxmlformats.org/drawingml/2006/wordprocessingDrawing" xmlns:wpg="http://schemas.microsoft.com/office/word/2010/wordprocessingGroup" xmlns:wpi="http://schemas.microsoft.com/office/word/2010/wordprocessingInk" xmlns:wps="http://schemas.microsoft.com/office/word/2010/wordprocessingShape" xmlns:o="urn:schemas-microsoft-com:office:office" xmlns:v="urn:schemas-microsoft-com:vml" xmlns:w10="urn:schemas-microsoft-com:office:word" xmlns:w="http://schemas.openxmlformats.org/wordprocessingml/2006/main" xmlns:w14="http://schemas.microsoft.com/office/word/2010/wordml" xmlns:w15="http://schemas.microsoft.com/office/word/2012/wordml" xmlns:w16cex="http://schemas.microsoft.com/office/word/2018/wordml/cex" xmlns:w16cid="http://schemas.microsoft.com/office/word/2016/wordml/cid" xmlns:w16="http://schemas.microsoft.com/office/word/2018/wordml" xmlns:w16sdtdh="http://schemas.microsoft.com/office/word/2020/wordml/sdtdatahash" xmlns:w16sdtfl="http://schemas.microsoft.com/office/word/2024/wordml/sdtformatlock" xmlns:w16se="http://schemas.microsoft.com/office/word/2015/wordml/symex" xmlns:w16du="http://schemas.microsoft.com/office/word/2023/wordml/word16du" xmlns:wne="http://schemas.microsoft.com/office/word/2006/wordml" mc:Ignorable="w14 w15 w16se w16cid w16 w16cex w16sdtdh w16sdtfl w16du wp14">
   <w:endnote w:type="separator" w:id="-1">
     <w:p>
       <w:pPr>
@@ -7680,7 +7862,7 @@
 </file>
 
 <file path=word/footer1.xml><?xml version="1.0" encoding="utf-8"?>
-<w:ftr xmlns:wpc="http://schemas.microsoft.com/office/word/2010/wordprocessingCanvas" xmlns:cx="http://schemas.microsoft.com/office/drawing/2014/chartex" xmlns:cx1="http://schemas.microsoft.com/office/drawing/2015/9/8/chartex" xmlns:cx2="http://schemas.microsoft.com/office/drawing/2015/10/21/chartex" xmlns:cx3="http://schemas.microsoft.com/office/drawing/2016/5/9/chartex" xmlns:cx4="http://schemas.microsoft.com/office/drawing/2016/5/10/chartex" xmlns:cx5="http://schemas.microsoft.com/office/drawing/2016/5/11/chartex" xmlns:cx6="http://schemas.microsoft.com/office/drawing/2016/5/12/chartex" xmlns:cx7="http://schemas.microsoft.com/office/drawing/2016/5/13/chartex" xmlns:cx8="http://schemas.microsoft.com/office/drawing/2016/5/14/chartex" xmlns:mc="http://schemas.openxmlformats.org/markup-compatibility/2006" xmlns:aink="http://schemas.microsoft.com/office/drawing/2016/ink" xmlns:am3d="http://schemas.microsoft.com/office/drawing/2017/model3d" xmlns:o="urn:schemas-microsoft-com:office:office" xmlns:r="http://schemas.openxmlformats.org/officeDocument/2006/relationships" xmlns:m="http://schemas.openxmlformats.org/officeDocument/2006/math" xmlns:v="urn:schemas-microsoft-com:vml" xmlns:wp14="http://schemas.microsoft.com/office/word/2010/wordprocessingDrawing" xmlns:wp="http://schemas.openxmlformats.org/drawingml/2006/wordprocessingDrawing" xmlns:w10="urn:schemas-microsoft-com:office:word" xmlns:w="http://schemas.openxmlformats.org/wordprocessingml/2006/main" xmlns:w14="http://schemas.microsoft.com/office/word/2010/wordml" xmlns:w15="http://schemas.microsoft.com/office/word/2012/wordml" xmlns:w16cex="http://schemas.microsoft.com/office/word/2018/wordml/cex" xmlns:w16cid="http://schemas.microsoft.com/office/word/2016/wordml/cid" xmlns:w16="http://schemas.microsoft.com/office/word/2018/wordml" xmlns:w16se="http://schemas.microsoft.com/office/word/2015/wordml/symex" xmlns:wpg="http://schemas.microsoft.com/office/word/2010/wordprocessingGroup" xmlns:wpi="http://schemas.microsoft.com/office/word/2010/wordprocessingInk" xmlns:wne="http://schemas.microsoft.com/office/word/2006/wordml" xmlns:wps="http://schemas.microsoft.com/office/word/2010/wordprocessingShape" mc:Ignorable="w14 w15 w16se w16cid w16 w16cex wp14">
+<w:ftr xmlns:wpc="http://schemas.microsoft.com/office/word/2010/wordprocessingCanvas" xmlns:cx="http://schemas.microsoft.com/office/drawing/2014/chartex" xmlns:cx1="http://schemas.microsoft.com/office/drawing/2015/9/8/chartex" xmlns:cx2="http://schemas.microsoft.com/office/drawing/2015/10/21/chartex" xmlns:cx3="http://schemas.microsoft.com/office/drawing/2016/5/9/chartex" xmlns:cx4="http://schemas.microsoft.com/office/drawing/2016/5/10/chartex" xmlns:cx5="http://schemas.microsoft.com/office/drawing/2016/5/11/chartex" xmlns:cx6="http://schemas.microsoft.com/office/drawing/2016/5/12/chartex" xmlns:cx7="http://schemas.microsoft.com/office/drawing/2016/5/13/chartex" xmlns:cx8="http://schemas.microsoft.com/office/drawing/2016/5/14/chartex" xmlns:mc="http://schemas.openxmlformats.org/markup-compatibility/2006" xmlns:m="http://schemas.openxmlformats.org/officeDocument/2006/math" xmlns:aink="http://schemas.microsoft.com/office/drawing/2016/ink" xmlns:am3d="http://schemas.microsoft.com/office/drawing/2017/model3d" xmlns:oel="http://schemas.microsoft.com/office/2019/extlst" xmlns:r="http://schemas.openxmlformats.org/officeDocument/2006/relationships" xmlns:wp14="http://schemas.microsoft.com/office/word/2010/wordprocessingDrawing" xmlns:wp="http://schemas.openxmlformats.org/drawingml/2006/wordprocessingDrawing" xmlns:wpg="http://schemas.microsoft.com/office/word/2010/wordprocessingGroup" xmlns:wpi="http://schemas.microsoft.com/office/word/2010/wordprocessingInk" xmlns:wps="http://schemas.microsoft.com/office/word/2010/wordprocessingShape" xmlns:o="urn:schemas-microsoft-com:office:office" xmlns:v="urn:schemas-microsoft-com:vml" xmlns:w10="urn:schemas-microsoft-com:office:word" xmlns:w="http://schemas.openxmlformats.org/wordprocessingml/2006/main" xmlns:w14="http://schemas.microsoft.com/office/word/2010/wordml" xmlns:w15="http://schemas.microsoft.com/office/word/2012/wordml" xmlns:w16cex="http://schemas.microsoft.com/office/word/2018/wordml/cex" xmlns:w16cid="http://schemas.microsoft.com/office/word/2016/wordml/cid" xmlns:w16="http://schemas.microsoft.com/office/word/2018/wordml" xmlns:w16sdtdh="http://schemas.microsoft.com/office/word/2020/wordml/sdtdatahash" xmlns:w16sdtfl="http://schemas.microsoft.com/office/word/2024/wordml/sdtformatlock" xmlns:w16se="http://schemas.microsoft.com/office/word/2015/wordml/symex" xmlns:w16du="http://schemas.microsoft.com/office/word/2023/wordml/word16du" xmlns:wne="http://schemas.microsoft.com/office/word/2006/wordml" mc:Ignorable="w14 w15 w16se w16cid w16 w16cex w16sdtdh w16sdtfl w16du wp14">
   <w:p>
     <w:pPr>
       <w:pStyle w:val="Piedepgina"/>
@@ -7817,7 +7999,7 @@
 </file>
 
 <file path=word/footnotes.xml><?xml version="1.0" encoding="utf-8"?>
-<w:footnotes xmlns:wpc="http://schemas.microsoft.com/office/word/2010/wordprocessingCanvas" xmlns:cx="http://schemas.microsoft.com/office/drawing/2014/chartex" xmlns:cx1="http://schemas.microsoft.com/office/drawing/2015/9/8/chartex" xmlns:cx2="http://schemas.microsoft.com/office/drawing/2015/10/21/chartex" xmlns:cx3="http://schemas.microsoft.com/office/drawing/2016/5/9/chartex" xmlns:cx4="http://schemas.microsoft.com/office/drawing/2016/5/10/chartex" xmlns:cx5="http://schemas.microsoft.com/office/drawing/2016/5/11/chartex" xmlns:cx6="http://schemas.microsoft.com/office/drawing/2016/5/12/chartex" xmlns:cx7="http://schemas.microsoft.com/office/drawing/2016/5/13/chartex" xmlns:cx8="http://schemas.microsoft.com/office/drawing/2016/5/14/chartex" xmlns:mc="http://schemas.openxmlformats.org/markup-compatibility/2006" xmlns:aink="http://schemas.microsoft.com/office/drawing/2016/ink" xmlns:am3d="http://schemas.microsoft.com/office/drawing/2017/model3d" xmlns:o="urn:schemas-microsoft-com:office:office" xmlns:r="http://schemas.openxmlformats.org/officeDocument/2006/relationships" xmlns:m="http://schemas.openxmlformats.org/officeDocument/2006/math" xmlns:v="urn:schemas-microsoft-com:vml" xmlns:wp14="http://schemas.microsoft.com/office/word/2010/wordprocessingDrawing" xmlns:wp="http://schemas.openxmlformats.org/drawingml/2006/wordprocessingDrawing" xmlns:w10="urn:schemas-microsoft-com:office:word" xmlns:w="http://schemas.openxmlformats.org/wordprocessingml/2006/main" xmlns:w14="http://schemas.microsoft.com/office/word/2010/wordml" xmlns:w15="http://schemas.microsoft.com/office/word/2012/wordml" xmlns:w16cex="http://schemas.microsoft.com/office/word/2018/wordml/cex" xmlns:w16cid="http://schemas.microsoft.com/office/word/2016/wordml/cid" xmlns:w16="http://schemas.microsoft.com/office/word/2018/wordml" xmlns:w16se="http://schemas.microsoft.com/office/word/2015/wordml/symex" xmlns:wpg="http://schemas.microsoft.com/office/word/2010/wordprocessingGroup" xmlns:wpi="http://schemas.microsoft.com/office/word/2010/wordprocessingInk" xmlns:wne="http://schemas.microsoft.com/office/word/2006/wordml" xmlns:wps="http://schemas.microsoft.com/office/word/2010/wordprocessingShape" mc:Ignorable="w14 w15 w16se w16cid w16 w16cex wp14">
+<w:footnotes xmlns:wpc="http://schemas.microsoft.com/office/word/2010/wordprocessingCanvas" xmlns:cx="http://schemas.microsoft.com/office/drawing/2014/chartex" xmlns:cx1="http://schemas.microsoft.com/office/drawing/2015/9/8/chartex" xmlns:cx2="http://schemas.microsoft.com/office/drawing/2015/10/21/chartex" xmlns:cx3="http://schemas.microsoft.com/office/drawing/2016/5/9/chartex" xmlns:cx4="http://schemas.microsoft.com/office/drawing/2016/5/10/chartex" xmlns:cx5="http://schemas.microsoft.com/office/drawing/2016/5/11/chartex" xmlns:cx6="http://schemas.microsoft.com/office/drawing/2016/5/12/chartex" xmlns:cx7="http://schemas.microsoft.com/office/drawing/2016/5/13/chartex" xmlns:cx8="http://schemas.microsoft.com/office/drawing/2016/5/14/chartex" xmlns:mc="http://schemas.openxmlformats.org/markup-compatibility/2006" xmlns:m="http://schemas.openxmlformats.org/officeDocument/2006/math" xmlns:aink="http://schemas.microsoft.com/office/drawing/2016/ink" xmlns:am3d="http://schemas.microsoft.com/office/drawing/2017/model3d" xmlns:oel="http://schemas.microsoft.com/office/2019/extlst" xmlns:r="http://schemas.openxmlformats.org/officeDocument/2006/relationships" xmlns:wp14="http://schemas.microsoft.com/office/word/2010/wordprocessingDrawing" xmlns:wp="http://schemas.openxmlformats.org/drawingml/2006/wordprocessingDrawing" xmlns:wpg="http://schemas.microsoft.com/office/word/2010/wordprocessingGroup" xmlns:wpi="http://schemas.microsoft.com/office/word/2010/wordprocessingInk" xmlns:wps="http://schemas.microsoft.com/office/word/2010/wordprocessingShape" xmlns:o="urn:schemas-microsoft-com:office:office" xmlns:v="urn:schemas-microsoft-com:vml" xmlns:w10="urn:schemas-microsoft-com:office:word" xmlns:w="http://schemas.openxmlformats.org/wordprocessingml/2006/main" xmlns:w14="http://schemas.microsoft.com/office/word/2010/wordml" xmlns:w15="http://schemas.microsoft.com/office/word/2012/wordml" xmlns:w16cex="http://schemas.microsoft.com/office/word/2018/wordml/cex" xmlns:w16cid="http://schemas.microsoft.com/office/word/2016/wordml/cid" xmlns:w16="http://schemas.microsoft.com/office/word/2018/wordml" xmlns:w16sdtdh="http://schemas.microsoft.com/office/word/2020/wordml/sdtdatahash" xmlns:w16sdtfl="http://schemas.microsoft.com/office/word/2024/wordml/sdtformatlock" xmlns:w16se="http://schemas.microsoft.com/office/word/2015/wordml/symex" xmlns:w16du="http://schemas.microsoft.com/office/word/2023/wordml/word16du" xmlns:wne="http://schemas.microsoft.com/office/word/2006/wordml" mc:Ignorable="w14 w15 w16se w16cid w16 w16cex w16sdtdh w16sdtfl w16du wp14">
   <w:footnote w:type="separator" w:id="-1">
     <w:p>
       <w:pPr>
@@ -7842,7 +8024,7 @@
 </file>
 
 <file path=word/header1.xml><?xml version="1.0" encoding="utf-8"?>
-<w:hdr xmlns:wpc="http://schemas.microsoft.com/office/word/2010/wordprocessingCanvas" xmlns:cx="http://schemas.microsoft.com/office/drawing/2014/chartex" xmlns:cx1="http://schemas.microsoft.com/office/drawing/2015/9/8/chartex" xmlns:cx2="http://schemas.microsoft.com/office/drawing/2015/10/21/chartex" xmlns:cx3="http://schemas.microsoft.com/office/drawing/2016/5/9/chartex" xmlns:cx4="http://schemas.microsoft.com/office/drawing/2016/5/10/chartex" xmlns:cx5="http://schemas.microsoft.com/office/drawing/2016/5/11/chartex" xmlns:cx6="http://schemas.microsoft.com/office/drawing/2016/5/12/chartex" xmlns:cx7="http://schemas.microsoft.com/office/drawing/2016/5/13/chartex" xmlns:cx8="http://schemas.microsoft.com/office/drawing/2016/5/14/chartex" xmlns:mc="http://schemas.openxmlformats.org/markup-compatibility/2006" xmlns:aink="http://schemas.microsoft.com/office/drawing/2016/ink" xmlns:am3d="http://schemas.microsoft.com/office/drawing/2017/model3d" xmlns:o="urn:schemas-microsoft-com:office:office" xmlns:r="http://schemas.openxmlformats.org/officeDocument/2006/relationships" xmlns:m="http://schemas.openxmlformats.org/officeDocument/2006/math" xmlns:v="urn:schemas-microsoft-com:vml" xmlns:wp14="http://schemas.microsoft.com/office/word/2010/wordprocessingDrawing" xmlns:wp="http://schemas.openxmlformats.org/drawingml/2006/wordprocessingDrawing" xmlns:w10="urn:schemas-microsoft-com:office:word" xmlns:w="http://schemas.openxmlformats.org/wordprocessingml/2006/main" xmlns:w14="http://schemas.microsoft.com/office/word/2010/wordml" xmlns:w15="http://schemas.microsoft.com/office/word/2012/wordml" xmlns:w16cex="http://schemas.microsoft.com/office/word/2018/wordml/cex" xmlns:w16cid="http://schemas.microsoft.com/office/word/2016/wordml/cid" xmlns:w16="http://schemas.microsoft.com/office/word/2018/wordml" xmlns:w16se="http://schemas.microsoft.com/office/word/2015/wordml/symex" xmlns:wpg="http://schemas.microsoft.com/office/word/2010/wordprocessingGroup" xmlns:wpi="http://schemas.microsoft.com/office/word/2010/wordprocessingInk" xmlns:wne="http://schemas.microsoft.com/office/word/2006/wordml" xmlns:wps="http://schemas.microsoft.com/office/word/2010/wordprocessingShape" mc:Ignorable="w14 w15 w16se w16cid w16 w16cex wp14">
+<w:hdr xmlns:wpc="http://schemas.microsoft.com/office/word/2010/wordprocessingCanvas" xmlns:cx="http://schemas.microsoft.com/office/drawing/2014/chartex" xmlns:cx1="http://schemas.microsoft.com/office/drawing/2015/9/8/chartex" xmlns:cx2="http://schemas.microsoft.com/office/drawing/2015/10/21/chartex" xmlns:cx3="http://schemas.microsoft.com/office/drawing/2016/5/9/chartex" xmlns:cx4="http://schemas.microsoft.com/office/drawing/2016/5/10/chartex" xmlns:cx5="http://schemas.microsoft.com/office/drawing/2016/5/11/chartex" xmlns:cx6="http://schemas.microsoft.com/office/drawing/2016/5/12/chartex" xmlns:cx7="http://schemas.microsoft.com/office/drawing/2016/5/13/chartex" xmlns:cx8="http://schemas.microsoft.com/office/drawing/2016/5/14/chartex" xmlns:mc="http://schemas.openxmlformats.org/markup-compatibility/2006" xmlns:m="http://schemas.openxmlformats.org/officeDocument/2006/math" xmlns:aink="http://schemas.microsoft.com/office/drawing/2016/ink" xmlns:am3d="http://schemas.microsoft.com/office/drawing/2017/model3d" xmlns:oel="http://schemas.microsoft.com/office/2019/extlst" xmlns:r="http://schemas.openxmlformats.org/officeDocument/2006/relationships" xmlns:wp14="http://schemas.microsoft.com/office/word/2010/wordprocessingDrawing" xmlns:wp="http://schemas.openxmlformats.org/drawingml/2006/wordprocessingDrawing" xmlns:wpg="http://schemas.microsoft.com/office/word/2010/wordprocessingGroup" xmlns:wpi="http://schemas.microsoft.com/office/word/2010/wordprocessingInk" xmlns:wps="http://schemas.microsoft.com/office/word/2010/wordprocessingShape" xmlns:o="urn:schemas-microsoft-com:office:office" xmlns:v="urn:schemas-microsoft-com:vml" xmlns:w10="urn:schemas-microsoft-com:office:word" xmlns:w="http://schemas.openxmlformats.org/wordprocessingml/2006/main" xmlns:w14="http://schemas.microsoft.com/office/word/2010/wordml" xmlns:w15="http://schemas.microsoft.com/office/word/2012/wordml" xmlns:w16cex="http://schemas.microsoft.com/office/word/2018/wordml/cex" xmlns:w16cid="http://schemas.microsoft.com/office/word/2016/wordml/cid" xmlns:w16="http://schemas.microsoft.com/office/word/2018/wordml" xmlns:w16sdtdh="http://schemas.microsoft.com/office/word/2020/wordml/sdtdatahash" xmlns:w16sdtfl="http://schemas.microsoft.com/office/word/2024/wordml/sdtformatlock" xmlns:w16se="http://schemas.microsoft.com/office/word/2015/wordml/symex" xmlns:w16du="http://schemas.microsoft.com/office/word/2023/wordml/word16du" xmlns:wne="http://schemas.microsoft.com/office/word/2006/wordml" mc:Ignorable="w14 w15 w16se w16cid w16 w16cex w16sdtdh w16sdtfl w16du wp14">
   <w:p>
     <w:pPr>
       <w:pStyle w:val="Encabezado"/>
@@ -7914,7 +8096,7 @@
 </file>
 
 <file path=word/numbering.xml><?xml version="1.0" encoding="utf-8"?>
-<w:numbering xmlns:wpc="http://schemas.microsoft.com/office/word/2010/wordprocessingCanvas" xmlns:cx="http://schemas.microsoft.com/office/drawing/2014/chartex" xmlns:cx1="http://schemas.microsoft.com/office/drawing/2015/9/8/chartex" xmlns:cx2="http://schemas.microsoft.com/office/drawing/2015/10/21/chartex" xmlns:cx3="http://schemas.microsoft.com/office/drawing/2016/5/9/chartex" xmlns:cx4="http://schemas.microsoft.com/office/drawing/2016/5/10/chartex" xmlns:cx5="http://schemas.microsoft.com/office/drawing/2016/5/11/chartex" xmlns:cx6="http://schemas.microsoft.com/office/drawing/2016/5/12/chartex" xmlns:cx7="http://schemas.microsoft.com/office/drawing/2016/5/13/chartex" xmlns:cx8="http://schemas.microsoft.com/office/drawing/2016/5/14/chartex" xmlns:mc="http://schemas.openxmlformats.org/markup-compatibility/2006" xmlns:aink="http://schemas.microsoft.com/office/drawing/2016/ink" xmlns:am3d="http://schemas.microsoft.com/office/drawing/2017/model3d" xmlns:o="urn:schemas-microsoft-com:office:office" xmlns:r="http://schemas.openxmlformats.org/officeDocument/2006/relationships" xmlns:m="http://schemas.openxmlformats.org/officeDocument/2006/math" xmlns:v="urn:schemas-microsoft-com:vml" xmlns:wp14="http://schemas.microsoft.com/office/word/2010/wordprocessingDrawing" xmlns:wp="http://schemas.openxmlformats.org/drawingml/2006/wordprocessingDrawing" xmlns:w10="urn:schemas-microsoft-com:office:word" xmlns:w="http://schemas.openxmlformats.org/wordprocessingml/2006/main" xmlns:w14="http://schemas.microsoft.com/office/word/2010/wordml" xmlns:w15="http://schemas.microsoft.com/office/word/2012/wordml" xmlns:w16cex="http://schemas.microsoft.com/office/word/2018/wordml/cex" xmlns:w16cid="http://schemas.microsoft.com/office/word/2016/wordml/cid" xmlns:w16="http://schemas.microsoft.com/office/word/2018/wordml" xmlns:w16se="http://schemas.microsoft.com/office/word/2015/wordml/symex" xmlns:wpg="http://schemas.microsoft.com/office/word/2010/wordprocessingGroup" xmlns:wpi="http://schemas.microsoft.com/office/word/2010/wordprocessingInk" xmlns:wne="http://schemas.microsoft.com/office/word/2006/wordml" xmlns:wps="http://schemas.microsoft.com/office/word/2010/wordprocessingShape" mc:Ignorable="w14 w15 w16se w16cid w16 w16cex wp14">
+<w:numbering xmlns:wpc="http://schemas.microsoft.com/office/word/2010/wordprocessingCanvas" xmlns:cx="http://schemas.microsoft.com/office/drawing/2014/chartex" xmlns:cx1="http://schemas.microsoft.com/office/drawing/2015/9/8/chartex" xmlns:cx2="http://schemas.microsoft.com/office/drawing/2015/10/21/chartex" xmlns:cx3="http://schemas.microsoft.com/office/drawing/2016/5/9/chartex" xmlns:cx4="http://schemas.microsoft.com/office/drawing/2016/5/10/chartex" xmlns:cx5="http://schemas.microsoft.com/office/drawing/2016/5/11/chartex" xmlns:cx6="http://schemas.microsoft.com/office/drawing/2016/5/12/chartex" xmlns:cx7="http://schemas.microsoft.com/office/drawing/2016/5/13/chartex" xmlns:cx8="http://schemas.microsoft.com/office/drawing/2016/5/14/chartex" xmlns:mc="http://schemas.openxmlformats.org/markup-compatibility/2006" xmlns:m="http://schemas.openxmlformats.org/officeDocument/2006/math" xmlns:aink="http://schemas.microsoft.com/office/drawing/2016/ink" xmlns:am3d="http://schemas.microsoft.com/office/drawing/2017/model3d" xmlns:oel="http://schemas.microsoft.com/office/2019/extlst" xmlns:r="http://schemas.openxmlformats.org/officeDocument/2006/relationships" xmlns:wp14="http://schemas.microsoft.com/office/word/2010/wordprocessingDrawing" xmlns:wp="http://schemas.openxmlformats.org/drawingml/2006/wordprocessingDrawing" xmlns:wpg="http://schemas.microsoft.com/office/word/2010/wordprocessingGroup" xmlns:wpi="http://schemas.microsoft.com/office/word/2010/wordprocessingInk" xmlns:wps="http://schemas.microsoft.com/office/word/2010/wordprocessingShape" xmlns:o="urn:schemas-microsoft-com:office:office" xmlns:v="urn:schemas-microsoft-com:vml" xmlns:w10="urn:schemas-microsoft-com:office:word" xmlns:w="http://schemas.openxmlformats.org/wordprocessingml/2006/main" xmlns:w14="http://schemas.microsoft.com/office/word/2010/wordml" xmlns:w15="http://schemas.microsoft.com/office/word/2012/wordml" xmlns:w16cex="http://schemas.microsoft.com/office/word/2018/wordml/cex" xmlns:w16cid="http://schemas.microsoft.com/office/word/2016/wordml/cid" xmlns:w16="http://schemas.microsoft.com/office/word/2018/wordml" xmlns:w16sdtdh="http://schemas.microsoft.com/office/word/2020/wordml/sdtdatahash" xmlns:w16sdtfl="http://schemas.microsoft.com/office/word/2024/wordml/sdtformatlock" xmlns:w16se="http://schemas.microsoft.com/office/word/2015/wordml/symex" xmlns:w16du="http://schemas.microsoft.com/office/word/2023/wordml/word16du" xmlns:wne="http://schemas.microsoft.com/office/word/2006/wordml" mc:Ignorable="w14 w15 w16se w16cid w16 w16cex w16sdtdh w16sdtfl w16du wp14">
   <w:abstractNum w:abstractNumId="0" w15:restartNumberingAfterBreak="0">
     <w:nsid w:val="FFFFFF89"/>
     <w:multiLevelType w:val="singleLevel"/>
@@ -11959,121 +12141,121 @@
       </w:rPr>
     </w:lvl>
   </w:abstractNum>
-  <w:num w:numId="1">
+  <w:num w:numId="1" w16cid:durableId="1656716646">
     <w:abstractNumId w:val="37"/>
   </w:num>
-  <w:num w:numId="2">
+  <w:num w:numId="2" w16cid:durableId="470095724">
     <w:abstractNumId w:val="0"/>
   </w:num>
-  <w:num w:numId="3">
+  <w:num w:numId="3" w16cid:durableId="49964982">
     <w:abstractNumId w:val="27"/>
   </w:num>
-  <w:num w:numId="4">
+  <w:num w:numId="4" w16cid:durableId="2069764948">
     <w:abstractNumId w:val="20"/>
   </w:num>
-  <w:num w:numId="5">
+  <w:num w:numId="5" w16cid:durableId="2066175343">
     <w:abstractNumId w:val="36"/>
   </w:num>
-  <w:num w:numId="6">
+  <w:num w:numId="6" w16cid:durableId="1209680437">
     <w:abstractNumId w:val="34"/>
   </w:num>
-  <w:num w:numId="7">
+  <w:num w:numId="7" w16cid:durableId="1576940648">
     <w:abstractNumId w:val="4"/>
   </w:num>
-  <w:num w:numId="8">
+  <w:num w:numId="8" w16cid:durableId="929507373">
     <w:abstractNumId w:val="9"/>
   </w:num>
-  <w:num w:numId="9">
+  <w:num w:numId="9" w16cid:durableId="1084305665">
     <w:abstractNumId w:val="26"/>
   </w:num>
-  <w:num w:numId="10">
+  <w:num w:numId="10" w16cid:durableId="360470815">
     <w:abstractNumId w:val="35"/>
   </w:num>
-  <w:num w:numId="11">
+  <w:num w:numId="11" w16cid:durableId="144902541">
     <w:abstractNumId w:val="2"/>
   </w:num>
-  <w:num w:numId="12">
+  <w:num w:numId="12" w16cid:durableId="1068923127">
     <w:abstractNumId w:val="23"/>
   </w:num>
-  <w:num w:numId="13">
+  <w:num w:numId="13" w16cid:durableId="2058163533">
     <w:abstractNumId w:val="29"/>
   </w:num>
-  <w:num w:numId="14">
+  <w:num w:numId="14" w16cid:durableId="2099402933">
     <w:abstractNumId w:val="12"/>
   </w:num>
-  <w:num w:numId="15">
+  <w:num w:numId="15" w16cid:durableId="75514945">
     <w:abstractNumId w:val="17"/>
   </w:num>
-  <w:num w:numId="16">
+  <w:num w:numId="16" w16cid:durableId="430861981">
     <w:abstractNumId w:val="38"/>
   </w:num>
-  <w:num w:numId="17">
+  <w:num w:numId="17" w16cid:durableId="416177294">
     <w:abstractNumId w:val="22"/>
   </w:num>
-  <w:num w:numId="18">
+  <w:num w:numId="18" w16cid:durableId="1700741364">
     <w:abstractNumId w:val="3"/>
   </w:num>
-  <w:num w:numId="19">
+  <w:num w:numId="19" w16cid:durableId="348723036">
     <w:abstractNumId w:val="14"/>
   </w:num>
-  <w:num w:numId="20">
+  <w:num w:numId="20" w16cid:durableId="1030688360">
     <w:abstractNumId w:val="32"/>
   </w:num>
-  <w:num w:numId="21">
+  <w:num w:numId="21" w16cid:durableId="1024595555">
     <w:abstractNumId w:val="28"/>
   </w:num>
-  <w:num w:numId="22">
+  <w:num w:numId="22" w16cid:durableId="1259100612">
     <w:abstractNumId w:val="1"/>
   </w:num>
-  <w:num w:numId="23">
+  <w:num w:numId="23" w16cid:durableId="1936203217">
     <w:abstractNumId w:val="16"/>
   </w:num>
-  <w:num w:numId="24">
+  <w:num w:numId="24" w16cid:durableId="726681293">
     <w:abstractNumId w:val="11"/>
   </w:num>
-  <w:num w:numId="25">
+  <w:num w:numId="25" w16cid:durableId="991059420">
     <w:abstractNumId w:val="8"/>
   </w:num>
-  <w:num w:numId="26">
+  <w:num w:numId="26" w16cid:durableId="1176382848">
     <w:abstractNumId w:val="24"/>
   </w:num>
-  <w:num w:numId="27">
+  <w:num w:numId="27" w16cid:durableId="542014133">
     <w:abstractNumId w:val="15"/>
   </w:num>
-  <w:num w:numId="28">
+  <w:num w:numId="28" w16cid:durableId="2121952730">
     <w:abstractNumId w:val="18"/>
   </w:num>
-  <w:num w:numId="29">
+  <w:num w:numId="29" w16cid:durableId="221914918">
     <w:abstractNumId w:val="21"/>
   </w:num>
-  <w:num w:numId="30">
+  <w:num w:numId="30" w16cid:durableId="326204312">
     <w:abstractNumId w:val="6"/>
   </w:num>
-  <w:num w:numId="31">
+  <w:num w:numId="31" w16cid:durableId="997999272">
     <w:abstractNumId w:val="19"/>
   </w:num>
-  <w:num w:numId="32">
+  <w:num w:numId="32" w16cid:durableId="992297839">
     <w:abstractNumId w:val="5"/>
   </w:num>
-  <w:num w:numId="33">
+  <w:num w:numId="33" w16cid:durableId="1448350531">
     <w:abstractNumId w:val="7"/>
   </w:num>
-  <w:num w:numId="34">
+  <w:num w:numId="34" w16cid:durableId="681127006">
     <w:abstractNumId w:val="10"/>
   </w:num>
-  <w:num w:numId="35">
+  <w:num w:numId="35" w16cid:durableId="667560558">
     <w:abstractNumId w:val="25"/>
   </w:num>
-  <w:num w:numId="36">
+  <w:num w:numId="36" w16cid:durableId="621152193">
     <w:abstractNumId w:val="33"/>
   </w:num>
-  <w:num w:numId="37">
+  <w:num w:numId="37" w16cid:durableId="1644970007">
     <w:abstractNumId w:val="30"/>
   </w:num>
-  <w:num w:numId="38">
+  <w:num w:numId="38" w16cid:durableId="59138573">
     <w:abstractNumId w:val="13"/>
   </w:num>
-  <w:num w:numId="39">
+  <w:num w:numId="39" w16cid:durableId="1677541028">
     <w:abstractNumId w:val="31"/>
   </w:num>
   <w:numIdMacAtCleanup w:val="26"/>
@@ -12081,7 +12263,7 @@
 </file>
 
 <file path=word/styles.xml><?xml version="1.0" encoding="utf-8"?>
-<w:styles xmlns:mc="http://schemas.openxmlformats.org/markup-compatibility/2006" xmlns:r="http://schemas.openxmlformats.org/officeDocument/2006/relationships" xmlns:w="http://schemas.openxmlformats.org/wordprocessingml/2006/main" xmlns:w14="http://schemas.microsoft.com/office/word/2010/wordml" xmlns:w15="http://schemas.microsoft.com/office/word/2012/wordml" xmlns:w16cex="http://schemas.microsoft.com/office/word/2018/wordml/cex" xmlns:w16cid="http://schemas.microsoft.com/office/word/2016/wordml/cid" xmlns:w16="http://schemas.microsoft.com/office/word/2018/wordml" xmlns:w16se="http://schemas.microsoft.com/office/word/2015/wordml/symex" mc:Ignorable="w14 w15 w16se w16cid w16 w16cex">
+<w:styles xmlns:mc="http://schemas.openxmlformats.org/markup-compatibility/2006" xmlns:r="http://schemas.openxmlformats.org/officeDocument/2006/relationships" xmlns:w="http://schemas.openxmlformats.org/wordprocessingml/2006/main" xmlns:w14="http://schemas.microsoft.com/office/word/2010/wordml" xmlns:w15="http://schemas.microsoft.com/office/word/2012/wordml" xmlns:w16cex="http://schemas.microsoft.com/office/word/2018/wordml/cex" xmlns:w16cid="http://schemas.microsoft.com/office/word/2016/wordml/cid" xmlns:w16="http://schemas.microsoft.com/office/word/2018/wordml" xmlns:w16sdtdh="http://schemas.microsoft.com/office/word/2020/wordml/sdtdatahash" xmlns:w16sdtfl="http://schemas.microsoft.com/office/word/2024/wordml/sdtformatlock" xmlns:w16se="http://schemas.microsoft.com/office/word/2015/wordml/symex" xmlns:w16du="http://schemas.microsoft.com/office/word/2023/wordml/word16du" mc:Ignorable="w14 w15 w16se w16cid w16 w16cex w16sdtdh w16sdtfl w16du">
   <w:docDefaults>
     <w:rPrDefault>
       <w:rPr>
@@ -13790,6 +13972,17 @@
 </file>
 
 <file path=customXml/item1.xml><?xml version="1.0" encoding="utf-8"?>
+<p:properties xmlns:p="http://schemas.microsoft.com/office/2006/metadata/properties" xmlns:xsi="http://www.w3.org/2001/XMLSchema-instance" xmlns:pc="http://schemas.microsoft.com/office/infopath/2007/PartnerControls">
+  <documentManagement>
+    <TaxCatchAll xmlns="2c0ff4f8-6664-4eb8-8bb0-965f2536cb1b" xsi:nil="true"/>
+    <lcf76f155ced4ddcb4097134ff3c332f xmlns="2b6b437a-5846-4934-ac66-7de06297595b">
+      <Terms xmlns="http://schemas.microsoft.com/office/infopath/2007/PartnerControls"/>
+    </lcf76f155ced4ddcb4097134ff3c332f>
+  </documentManagement>
+</p:properties>
+</file>
+
+<file path=customXml/item2.xml><?xml version="1.0" encoding="utf-8"?>
 <ct:contentTypeSchema xmlns:ct="http://schemas.microsoft.com/office/2006/metadata/contentType" xmlns:ma="http://schemas.microsoft.com/office/2006/metadata/properties/metaAttributes" ct:_="" ma:_="" ma:contentTypeName="Documento" ma:contentTypeID="0x010100FD531872C7CE554584EF00C37E403D8B" ma:contentTypeVersion="12" ma:contentTypeDescription="Crear nuevo documento." ma:contentTypeScope="" ma:versionID="a0d89fd5b48a615df9537d24884bb7c6">
   <xsd:schema xmlns:xsd="http://www.w3.org/2001/XMLSchema" xmlns:xs="http://www.w3.org/2001/XMLSchema" xmlns:p="http://schemas.microsoft.com/office/2006/metadata/properties" xmlns:ns2="2b6b437a-5846-4934-ac66-7de06297595b" xmlns:ns3="2c0ff4f8-6664-4eb8-8bb0-965f2536cb1b" targetNamespace="http://schemas.microsoft.com/office/2006/metadata/properties" ma:root="true" ma:fieldsID="50ca0175e5ef1c7ebc90c8a78e9b38bb" ns2:_="" ns3:_="">
     <xsd:import namespace="2b6b437a-5846-4934-ac66-7de06297595b"/>
@@ -13990,11 +14183,11 @@
 </ct:contentTypeSchema>
 </file>
 
-<file path=customXml/item2.xml><?xml version="1.0" encoding="utf-8"?>
+<file path=customXml/item3.xml><?xml version="1.0" encoding="utf-8"?>
 <b:Sources xmlns:b="http://schemas.openxmlformats.org/officeDocument/2006/bibliography" xmlns="http://schemas.openxmlformats.org/officeDocument/2006/bibliography" SelectedStyle="\APASixthEditionOfficeOnline.xsl" StyleName="APA" Version="6"/>
 </file>
 
-<file path=customXml/item3.xml><?xml version="1.0" encoding="utf-8"?>
+<file path=customXml/item4.xml><?xml version="1.0" encoding="utf-8"?>
 <?mso-contentType ?>
 <FormTemplates xmlns="http://schemas.microsoft.com/sharepoint/v3/contenttype/forms">
   <Display>DocumentLibraryForm</Display>
@@ -14003,38 +14196,7 @@
 </FormTemplates>
 </file>
 
-<file path=customXml/item4.xml><?xml version="1.0" encoding="utf-8"?>
-<p:properties xmlns:p="http://schemas.microsoft.com/office/2006/metadata/properties" xmlns:xsi="http://www.w3.org/2001/XMLSchema-instance" xmlns:pc="http://schemas.microsoft.com/office/infopath/2007/PartnerControls">
-  <documentManagement>
-    <TaxCatchAll xmlns="2c0ff4f8-6664-4eb8-8bb0-965f2536cb1b" xsi:nil="true"/>
-    <lcf76f155ced4ddcb4097134ff3c332f xmlns="2b6b437a-5846-4934-ac66-7de06297595b">
-      <Terms xmlns="http://schemas.microsoft.com/office/infopath/2007/PartnerControls"/>
-    </lcf76f155ced4ddcb4097134ff3c332f>
-  </documentManagement>
-</p:properties>
-</file>
-
 <file path=customXml/itemProps1.xml><?xml version="1.0" encoding="utf-8"?>
-<ds:datastoreItem xmlns:ds="http://schemas.openxmlformats.org/officeDocument/2006/customXml" ds:itemID="{7AD9D484-17CE-4746-B86B-97ECBBD720E8}"/>
-</file>
-
-<file path=customXml/itemProps2.xml><?xml version="1.0" encoding="utf-8"?>
-<ds:datastoreItem xmlns:ds="http://schemas.openxmlformats.org/officeDocument/2006/customXml" ds:itemID="{BE94579F-ABB7-4120-BDFD-32BF9E7D1CE4}">
-  <ds:schemaRefs>
-    <ds:schemaRef ds:uri="http://schemas.openxmlformats.org/officeDocument/2006/bibliography"/>
-  </ds:schemaRefs>
-</ds:datastoreItem>
-</file>
-
-<file path=customXml/itemProps3.xml><?xml version="1.0" encoding="utf-8"?>
-<ds:datastoreItem xmlns:ds="http://schemas.openxmlformats.org/officeDocument/2006/customXml" ds:itemID="{3B925963-6627-498B-A0C6-72B2AD82DAAA}">
-  <ds:schemaRefs>
-    <ds:schemaRef ds:uri="http://schemas.microsoft.com/sharepoint/v3/contenttype/forms"/>
-  </ds:schemaRefs>
-</ds:datastoreItem>
-</file>
-
-<file path=customXml/itemProps4.xml><?xml version="1.0" encoding="utf-8"?>
 <ds:datastoreItem xmlns:ds="http://schemas.openxmlformats.org/officeDocument/2006/customXml" ds:itemID="{B0765C23-BFD9-4DE1-AAD4-722AF039F67B}">
   <ds:schemaRefs>
     <ds:schemaRef ds:uri="http://schemas.microsoft.com/office/2006/metadata/properties"/>
@@ -14043,4 +14205,39 @@
     <ds:schemaRef ds:uri="2b6b437a-5846-4934-ac66-7de06297595b"/>
   </ds:schemaRefs>
 </ds:datastoreItem>
+</file>
+
+<file path=customXml/itemProps2.xml><?xml version="1.0" encoding="utf-8"?>
+<ds:datastoreItem xmlns:ds="http://schemas.openxmlformats.org/officeDocument/2006/customXml" ds:itemID="{7AD9D484-17CE-4746-B86B-97ECBBD720E8}">
+  <ds:schemaRefs>
+    <ds:schemaRef ds:uri="http://schemas.microsoft.com/office/2006/metadata/contentType"/>
+    <ds:schemaRef ds:uri="http://schemas.microsoft.com/office/2006/metadata/properties/metaAttributes"/>
+    <ds:schemaRef ds:uri="http://www.w3.org/2001/XMLSchema"/>
+    <ds:schemaRef ds:uri="http://schemas.microsoft.com/office/2006/metadata/properties"/>
+    <ds:schemaRef ds:uri="2b6b437a-5846-4934-ac66-7de06297595b"/>
+    <ds:schemaRef ds:uri="2c0ff4f8-6664-4eb8-8bb0-965f2536cb1b"/>
+    <ds:schemaRef ds:uri="http://schemas.microsoft.com/office/2006/documentManagement/types"/>
+    <ds:schemaRef ds:uri="http://schemas.microsoft.com/office/infopath/2007/PartnerControls"/>
+    <ds:schemaRef ds:uri="http://schemas.openxmlformats.org/package/2006/metadata/core-properties"/>
+    <ds:schemaRef ds:uri="http://purl.org/dc/elements/1.1/"/>
+    <ds:schemaRef ds:uri="http://purl.org/dc/terms/"/>
+    <ds:schemaRef ds:uri="http://schemas.microsoft.com/internal/obd"/>
+  </ds:schemaRefs>
+</ds:datastoreItem>
+</file>
+
+<file path=customXml/itemProps3.xml><?xml version="1.0" encoding="utf-8"?>
+<ds:datastoreItem xmlns:ds="http://schemas.openxmlformats.org/officeDocument/2006/customXml" ds:itemID="{BE94579F-ABB7-4120-BDFD-32BF9E7D1CE4}">
+  <ds:schemaRefs>
+    <ds:schemaRef ds:uri="http://schemas.openxmlformats.org/officeDocument/2006/bibliography"/>
+  </ds:schemaRefs>
+</ds:datastoreItem>
+</file>
+
+<file path=customXml/itemProps4.xml><?xml version="1.0" encoding="utf-8"?>
+<ds:datastoreItem xmlns:ds="http://schemas.openxmlformats.org/officeDocument/2006/customXml" ds:itemID="{3B925963-6627-498B-A0C6-72B2AD82DAAA}">
+  <ds:schemaRefs>
+    <ds:schemaRef ds:uri="http://schemas.microsoft.com/sharepoint/v3/contenttype/forms"/>
+  </ds:schemaRefs>
+</ds:datastoreItem>
 </file>